--- a/unit-11-individual-project/executive_summary.docx
+++ b/unit-11-individual-project/executive_summary.docx
@@ -133,7 +133,7 @@
         <w:t xml:space="preserve"> </w:t>
       </w:r>
       <w:r>
-        <w:t xml:space="preserve">200,000 iterations per scenario, with a fixed seed so that every figure below can be reproduced exactly. Loss-event frequency was modelled as a Poisson process whose rate reproduces the assumed annual probability of at least one event, and the size of each event as a lognormal severity fitted to assumed minimum, most-likely and maximum values — the skewed shape that expert judgement about new risks usually takes.</w:t>
+        <w:t xml:space="preserve">200,000 iterations per scenario, with a fixed seed so that every figure below can be reproduced exactly. Loss-event frequency was modelled as a Poisson process whose rate reproduces the assumed annual probability of at least one event, and the size of each event as a lognormal severity fitted to assumed minimum, most-likely and maximum values, the skewed shape that expert judgement about new risks usually takes.</w:t>
       </w:r>
     </w:p>
     <w:p>
@@ -900,7 +900,7 @@
           <w:i/>
           <w:iCs/>
         </w:rPr>
-        <w:t xml:space="preserve">ISO 31000:2018 Risk management — Guidelines</w:t>
+        <w:t xml:space="preserve">ISO 31000:2018 Risk management: Guidelines</w:t>
       </w:r>
       <w:r>
         <w:t xml:space="preserve">. Geneva: International Organization for Standardization. Available at: https://www.iso.org/standard/65694.html (Accessed: 11 October 2026).</w:t>
@@ -1030,7 +1030,7 @@
         <w:t xml:space="preserve"> </w:t>
       </w:r>
       <w:r>
-        <w:t xml:space="preserve">L 119, 4 May, pp. 1–88. Available at: https://eur-lex.europa.eu/eli/reg/2016/679/oj (Accessed: 11 October 2026).</w:t>
+        <w:t xml:space="preserve">L 119, 4 May, pp. 1-88. Available at: https://eur-lex.europa.eu/eli/reg/2016/679/oj (Accessed: 11 October 2026).</w:t>
       </w:r>
     </w:p>
     <w:p>
@@ -1060,7 +1060,7 @@
         <w:t xml:space="preserve">Encyclopedia</w:t>
       </w:r>
       <w:r>
-        <w:t xml:space="preserve">, 3(1), pp. 77–87. Available at: https://doi.org/10.3390/encyclopedia3010006</w:t>
+        <w:t xml:space="preserve">, 3(1), pp. 77-87. Available at: https://doi.org/10.3390/encyclopedia3010006</w:t>
       </w:r>
     </w:p>
     <w:p>
@@ -1087,6 +1087,12 @@
     <w:bookmarkEnd w:id="17"/>
     <w:bookmarkEnd w:id="18"/>
     <w:sectPr>
+      <w:headerReference w:type="default" r:id="rId9"/>
+      <w:footerReference w:type="default" r:id="rId10"/>
+      <w:headerReference w:type="first" r:id="rId11"/>
+      <w:footerReference w:type="first" r:id="rId12"/>
+      <w:headerReference w:type="even" r:id="rId13"/>
+      <w:footerReference w:type="even" r:id="rId14"/>
       <w:footnotePr>
         <w:numRestart w:val="eachSect"/>
       </w:footnotePr>
@@ -1099,6 +1105,36 @@
 <w:comments xmlns:w="http://schemas.openxmlformats.org/wordprocessingml/2006/main" xmlns:m="http://schemas.openxmlformats.org/officeDocument/2006/math" xmlns:r="http://schemas.openxmlformats.org/officeDocument/2006/relationships" xmlns:o="urn:schemas-microsoft-com:office:office" xmlns:v="urn:schemas-microsoft-com:vml" xmlns:w10="urn:schemas-microsoft-com:office:word" xmlns:a="http://schemas.openxmlformats.org/drawingml/2006/main" xmlns:pic="http://schemas.openxmlformats.org/drawingml/2006/picture" xmlns:wp="http://schemas.openxmlformats.org/drawingml/2006/wordprocessingDrawing"/>
 </file>
 
+<file path=word/footer1.xml><?xml version="1.0" encoding="utf-8"?>
+<w:ftr xmlns:m="http://schemas.openxmlformats.org/officeDocument/2006/math" xmlns:mc="http://schemas.openxmlformats.org/markup-compatibility/2006" xmlns:mo="http://schemas.microsoft.com/office/mac/office/2008/main" xmlns:mv="urn:schemas-microsoft-com:mac:vml" xmlns:o="urn:schemas-microsoft-com:office:office" xmlns:r="http://schemas.openxmlformats.org/officeDocument/2006/relationships" xmlns:v="urn:schemas-microsoft-com:vml" xmlns:w10="urn:schemas-microsoft-com:office:word" xmlns:w14="http://schemas.microsoft.com/office/word/2010/wordml" xmlns:w="http://schemas.openxmlformats.org/wordprocessingml/2006/main" xmlns:wne="http://schemas.microsoft.com/office/word/2006/wordml" xmlns:wp14="http://schemas.microsoft.com/office/word/2010/wordprocessingDrawing" xmlns:wp="http://schemas.openxmlformats.org/drawingml/2006/wordprocessingDrawing" xmlns:wpc="http://schemas.microsoft.com/office/word/2010/wordprocessingCanvas" xmlns:wpg="http://schemas.microsoft.com/office/word/2010/wordprocessingGroup" xmlns:wpi="http://schemas.microsoft.com/office/word/2010/wordprocessingInk" xmlns:wps="http://schemas.microsoft.com/office/word/2010/wordprocessingShape" mc:Ignorable="w14 wp14">
+  <w:p>
+    <w:pPr>
+      <w:pStyle w:val="Footer"/>
+    </w:pPr>
+  </w:p>
+</w:ftr>
+</file>
+
+<file path=word/footer2.xml><?xml version="1.0" encoding="utf-8"?>
+<w:ftr xmlns:m="http://schemas.openxmlformats.org/officeDocument/2006/math" xmlns:mc="http://schemas.openxmlformats.org/markup-compatibility/2006" xmlns:mo="http://schemas.microsoft.com/office/mac/office/2008/main" xmlns:mv="urn:schemas-microsoft-com:mac:vml" xmlns:o="urn:schemas-microsoft-com:office:office" xmlns:r="http://schemas.openxmlformats.org/officeDocument/2006/relationships" xmlns:v="urn:schemas-microsoft-com:vml" xmlns:w10="urn:schemas-microsoft-com:office:word" xmlns:w14="http://schemas.microsoft.com/office/word/2010/wordml" xmlns:w="http://schemas.openxmlformats.org/wordprocessingml/2006/main" xmlns:wne="http://schemas.microsoft.com/office/word/2006/wordml" xmlns:wp14="http://schemas.microsoft.com/office/word/2010/wordprocessingDrawing" xmlns:wp="http://schemas.openxmlformats.org/drawingml/2006/wordprocessingDrawing" xmlns:wpc="http://schemas.microsoft.com/office/word/2010/wordprocessingCanvas" xmlns:wpg="http://schemas.microsoft.com/office/word/2010/wordprocessingGroup" xmlns:wpi="http://schemas.microsoft.com/office/word/2010/wordprocessingInk" xmlns:wps="http://schemas.microsoft.com/office/word/2010/wordprocessingShape" mc:Ignorable="w14 wp14">
+  <w:p>
+    <w:pPr>
+      <w:pStyle w:val="Footer"/>
+    </w:pPr>
+  </w:p>
+</w:ftr>
+</file>
+
+<file path=word/footer3.xml><?xml version="1.0" encoding="utf-8"?>
+<w:ftr xmlns:m="http://schemas.openxmlformats.org/officeDocument/2006/math" xmlns:mc="http://schemas.openxmlformats.org/markup-compatibility/2006" xmlns:mo="http://schemas.microsoft.com/office/mac/office/2008/main" xmlns:mv="urn:schemas-microsoft-com:mac:vml" xmlns:o="urn:schemas-microsoft-com:office:office" xmlns:r="http://schemas.openxmlformats.org/officeDocument/2006/relationships" xmlns:v="urn:schemas-microsoft-com:vml" xmlns:w10="urn:schemas-microsoft-com:office:word" xmlns:w14="http://schemas.microsoft.com/office/word/2010/wordml" xmlns:w="http://schemas.openxmlformats.org/wordprocessingml/2006/main" xmlns:wne="http://schemas.microsoft.com/office/word/2006/wordml" xmlns:wp14="http://schemas.microsoft.com/office/word/2010/wordprocessingDrawing" xmlns:wp="http://schemas.openxmlformats.org/drawingml/2006/wordprocessingDrawing" xmlns:wpc="http://schemas.microsoft.com/office/word/2010/wordprocessingCanvas" xmlns:wpg="http://schemas.microsoft.com/office/word/2010/wordprocessingGroup" xmlns:wpi="http://schemas.microsoft.com/office/word/2010/wordprocessingInk" xmlns:wps="http://schemas.microsoft.com/office/word/2010/wordprocessingShape" mc:Ignorable="w14 wp14">
+  <w:p>
+    <w:pPr>
+      <w:pStyle w:val="Footer"/>
+    </w:pPr>
+  </w:p>
+</w:ftr>
+</file>
+
 <file path=word/footnotes.xml><?xml version="1.0" encoding="utf-8"?>
 <w:footnotes xmlns:w="http://schemas.openxmlformats.org/wordprocessingml/2006/main" xmlns:m="http://schemas.openxmlformats.org/officeDocument/2006/math" xmlns:r="http://schemas.openxmlformats.org/officeDocument/2006/relationships" xmlns:o="urn:schemas-microsoft-com:office:office" xmlns:v="urn:schemas-microsoft-com:vml" xmlns:w10="urn:schemas-microsoft-com:office:word" xmlns:a="http://schemas.openxmlformats.org/drawingml/2006/main" xmlns:pic="http://schemas.openxmlformats.org/drawingml/2006/picture" xmlns:wp="http://schemas.openxmlformats.org/drawingml/2006/wordprocessingDrawing">
   <w:footnote w:type="continuationSeparator" w:id="0">
@@ -1116,6 +1152,36 @@
     </w:p>
   </w:footnote>
 </w:footnotes>
+</file>
+
+<file path=word/header1.xml><?xml version="1.0" encoding="utf-8"?>
+<w:hdr xmlns:m="http://schemas.openxmlformats.org/officeDocument/2006/math" xmlns:mc="http://schemas.openxmlformats.org/markup-compatibility/2006" xmlns:mo="http://schemas.microsoft.com/office/mac/office/2008/main" xmlns:mv="urn:schemas-microsoft-com:mac:vml" xmlns:o="urn:schemas-microsoft-com:office:office" xmlns:r="http://schemas.openxmlformats.org/officeDocument/2006/relationships" xmlns:v="urn:schemas-microsoft-com:vml" xmlns:w10="urn:schemas-microsoft-com:office:word" xmlns:w14="http://schemas.microsoft.com/office/word/2010/wordml" xmlns:w="http://schemas.openxmlformats.org/wordprocessingml/2006/main" xmlns:wne="http://schemas.microsoft.com/office/word/2006/wordml" xmlns:wp14="http://schemas.microsoft.com/office/word/2010/wordprocessingDrawing" xmlns:wp="http://schemas.openxmlformats.org/drawingml/2006/wordprocessingDrawing" xmlns:wpc="http://schemas.microsoft.com/office/word/2010/wordprocessingCanvas" xmlns:wpg="http://schemas.microsoft.com/office/word/2010/wordprocessingGroup" xmlns:wpi="http://schemas.microsoft.com/office/word/2010/wordprocessingInk" xmlns:wps="http://schemas.microsoft.com/office/word/2010/wordprocessingShape" mc:Ignorable="w14 wp14">
+  <w:p>
+    <w:pPr>
+      <w:pStyle w:val="Header"/>
+    </w:pPr>
+  </w:p>
+</w:hdr>
+</file>
+
+<file path=word/header2.xml><?xml version="1.0" encoding="utf-8"?>
+<w:hdr xmlns:m="http://schemas.openxmlformats.org/officeDocument/2006/math" xmlns:mc="http://schemas.openxmlformats.org/markup-compatibility/2006" xmlns:mo="http://schemas.microsoft.com/office/mac/office/2008/main" xmlns:mv="urn:schemas-microsoft-com:mac:vml" xmlns:o="urn:schemas-microsoft-com:office:office" xmlns:r="http://schemas.openxmlformats.org/officeDocument/2006/relationships" xmlns:v="urn:schemas-microsoft-com:vml" xmlns:w10="urn:schemas-microsoft-com:office:word" xmlns:w14="http://schemas.microsoft.com/office/word/2010/wordml" xmlns:w="http://schemas.openxmlformats.org/wordprocessingml/2006/main" xmlns:wne="http://schemas.microsoft.com/office/word/2006/wordml" xmlns:wp14="http://schemas.microsoft.com/office/word/2010/wordprocessingDrawing" xmlns:wp="http://schemas.openxmlformats.org/drawingml/2006/wordprocessingDrawing" xmlns:wpc="http://schemas.microsoft.com/office/word/2010/wordprocessingCanvas" xmlns:wpg="http://schemas.microsoft.com/office/word/2010/wordprocessingGroup" xmlns:wpi="http://schemas.microsoft.com/office/word/2010/wordprocessingInk" xmlns:wps="http://schemas.microsoft.com/office/word/2010/wordprocessingShape" mc:Ignorable="w14 wp14">
+  <w:p>
+    <w:pPr>
+      <w:pStyle w:val="Header"/>
+    </w:pPr>
+  </w:p>
+</w:hdr>
+</file>
+
+<file path=word/header3.xml><?xml version="1.0" encoding="utf-8"?>
+<w:hdr xmlns:m="http://schemas.openxmlformats.org/officeDocument/2006/math" xmlns:mc="http://schemas.openxmlformats.org/markup-compatibility/2006" xmlns:mo="http://schemas.microsoft.com/office/mac/office/2008/main" xmlns:mv="urn:schemas-microsoft-com:mac:vml" xmlns:o="urn:schemas-microsoft-com:office:office" xmlns:r="http://schemas.openxmlformats.org/officeDocument/2006/relationships" xmlns:v="urn:schemas-microsoft-com:vml" xmlns:w10="urn:schemas-microsoft-com:office:word" xmlns:w14="http://schemas.microsoft.com/office/word/2010/wordml" xmlns:w="http://schemas.openxmlformats.org/wordprocessingml/2006/main" xmlns:wne="http://schemas.microsoft.com/office/word/2006/wordml" xmlns:wp14="http://schemas.microsoft.com/office/word/2010/wordprocessingDrawing" xmlns:wp="http://schemas.openxmlformats.org/drawingml/2006/wordprocessingDrawing" xmlns:wpc="http://schemas.microsoft.com/office/word/2010/wordprocessingCanvas" xmlns:wpg="http://schemas.microsoft.com/office/word/2010/wordprocessingGroup" xmlns:wpi="http://schemas.microsoft.com/office/word/2010/wordprocessingInk" xmlns:wps="http://schemas.microsoft.com/office/word/2010/wordprocessingShape" mc:Ignorable="w14 wp14">
+  <w:p>
+    <w:pPr>
+      <w:pStyle w:val="Header"/>
+    </w:pPr>
+  </w:p>
+</w:hdr>
 </file>
 
 <file path=word/numbering.xml><?xml version="1.0" encoding="utf-8"?>
